--- a/Material/2. Interviews/1. Qualitative Interview/Qualitative Interview Questions.docx
+++ b/Material/2. Interviews/1. Qualitative Interview/Qualitative Interview Questions.docx
@@ -23,7 +23,6 @@
         </w:rPr>
         <w:t xml:space="preserve">Qualitative Interview - </w:t>
       </w:r>
-      <w:proofErr w:type="spellStart"/>
       <w:r>
         <w:rPr>
           <w:b/>
@@ -32,13 +31,12 @@
           <w:szCs w:val="32"/>
           <w:u w:val="single"/>
         </w:rPr>
-        <w:t>Toursim</w:t>
+        <w:t>Tourism</w:t>
       </w:r>
-      <w:proofErr w:type="spellEnd"/>
     </w:p>
     <w:tbl>
       <w:tblPr>
-        <w:tblStyle w:val="Tablaconcuadrcula"/>
+        <w:tblStyle w:val="TableGrid"/>
         <w:tblW w:w="0" w:type="auto"/>
         <w:jc w:val="center"/>
         <w:tblLook w:val="04A0" w:firstRow="1" w:lastRow="0" w:firstColumn="1" w:lastColumn="0" w:noHBand="0" w:noVBand="1"/>
@@ -71,7 +69,7 @@
                 <w:bCs/>
                 <w:lang w:val="es-AR"/>
               </w:rPr>
-              <w:t>Pregunta principal</w:t>
+              <w:t>Main Questions</w:t>
             </w:r>
           </w:p>
         </w:tc>
@@ -93,9 +91,16 @@
               <w:rPr>
                 <w:b/>
                 <w:bCs/>
+              </w:rPr>
+              <w:t>In-depth</w:t>
+            </w:r>
+            <w:r>
+              <w:rPr>
+                <w:b/>
+                <w:bCs/>
                 <w:lang w:val="es-AR"/>
               </w:rPr>
-              <w:t>Preguntas adicionales</w:t>
+              <w:t xml:space="preserve"> Questions</w:t>
             </w:r>
           </w:p>
         </w:tc>
@@ -114,7 +119,23 @@
               <w:jc w:val="center"/>
             </w:pPr>
             <w:r>
-              <w:t>First, I’d like you to think about the last few times you went on vacation to a tourist destination. Can you walk me through the typical process you follow—from the moment you decide you want to travel until everything is planned?</w:t>
+              <w:t xml:space="preserve">First, </w:t>
+            </w:r>
+            <w:proofErr w:type="gramStart"/>
+            <w:r>
+              <w:t>I’d</w:t>
+            </w:r>
+            <w:proofErr w:type="gramEnd"/>
+            <w:r>
+              <w:t xml:space="preserve"> like you to think about the last few times you went on vacation to a tourist destination. Can you walk me through the typical process you follow—from the moment you decide you want to travel until everything </w:t>
+            </w:r>
+            <w:proofErr w:type="gramStart"/>
+            <w:r>
+              <w:t>is planned</w:t>
+            </w:r>
+            <w:proofErr w:type="gramEnd"/>
+            <w:r>
+              <w:t>?</w:t>
             </w:r>
           </w:p>
         </w:tc>
@@ -125,7 +146,7 @@
           </w:tcPr>
           <w:p>
             <w:pPr>
-              <w:pStyle w:val="Prrafodelista"/>
+              <w:pStyle w:val="ListParagraph"/>
               <w:numPr>
                 <w:ilvl w:val="0"/>
                 <w:numId w:val="2"/>
@@ -137,7 +158,7 @@
           </w:p>
           <w:p>
             <w:pPr>
-              <w:pStyle w:val="Prrafodelista"/>
+              <w:pStyle w:val="ListParagraph"/>
               <w:numPr>
                 <w:ilvl w:val="0"/>
                 <w:numId w:val="2"/>
@@ -149,14 +170,22 @@
           </w:p>
           <w:p>
             <w:pPr>
-              <w:pStyle w:val="Prrafodelista"/>
+              <w:pStyle w:val="ListParagraph"/>
               <w:numPr>
                 <w:ilvl w:val="0"/>
                 <w:numId w:val="2"/>
               </w:numPr>
             </w:pPr>
             <w:r>
-              <w:t>How much time do you usually take for vacation?</w:t>
+              <w:t xml:space="preserve">How </w:t>
+            </w:r>
+            <w:proofErr w:type="gramStart"/>
+            <w:r>
+              <w:t>much</w:t>
+            </w:r>
+            <w:proofErr w:type="gramEnd"/>
+            <w:r>
+              <w:t xml:space="preserve"> time do you usually take for vacation?</w:t>
             </w:r>
           </w:p>
         </w:tc>
@@ -186,7 +215,7 @@
           </w:tcPr>
           <w:p>
             <w:pPr>
-              <w:pStyle w:val="Prrafodelista"/>
+              <w:pStyle w:val="ListParagraph"/>
               <w:numPr>
                 <w:ilvl w:val="0"/>
                 <w:numId w:val="3"/>
@@ -198,7 +227,7 @@
           </w:p>
           <w:p>
             <w:pPr>
-              <w:pStyle w:val="Prrafodelista"/>
+              <w:pStyle w:val="ListParagraph"/>
               <w:numPr>
                 <w:ilvl w:val="0"/>
                 <w:numId w:val="3"/>
@@ -235,7 +264,7 @@
           </w:tcPr>
           <w:p>
             <w:pPr>
-              <w:pStyle w:val="Prrafodelista"/>
+              <w:pStyle w:val="ListParagraph"/>
               <w:numPr>
                 <w:ilvl w:val="0"/>
                 <w:numId w:val="4"/>
@@ -247,14 +276,22 @@
           </w:p>
           <w:p>
             <w:pPr>
-              <w:pStyle w:val="Prrafodelista"/>
+              <w:pStyle w:val="ListParagraph"/>
               <w:numPr>
                 <w:ilvl w:val="0"/>
                 <w:numId w:val="4"/>
               </w:numPr>
             </w:pPr>
             <w:r>
-              <w:t>Was it a good experience? What did you like or dislike?</w:t>
+              <w:t xml:space="preserve">Was it </w:t>
+            </w:r>
+            <w:proofErr w:type="gramStart"/>
+            <w:r>
+              <w:t>a good experience</w:t>
+            </w:r>
+            <w:proofErr w:type="gramEnd"/>
+            <w:r>
+              <w:t>? What did you like or dislike?</w:t>
             </w:r>
           </w:p>
         </w:tc>
@@ -284,7 +321,7 @@
           </w:tcPr>
           <w:p>
             <w:pPr>
-              <w:pStyle w:val="Prrafodelista"/>
+              <w:pStyle w:val="ListParagraph"/>
               <w:numPr>
                 <w:ilvl w:val="0"/>
                 <w:numId w:val="5"/>
@@ -296,7 +333,7 @@
           </w:p>
           <w:p>
             <w:pPr>
-              <w:pStyle w:val="Prrafodelista"/>
+              <w:pStyle w:val="ListParagraph"/>
               <w:numPr>
                 <w:ilvl w:val="0"/>
                 <w:numId w:val="5"/>
@@ -322,7 +359,15 @@
               <w:jc w:val="center"/>
             </w:pPr>
             <w:r>
-              <w:t>Before we finish, could you name a few of your most recent travel destinations?</w:t>
+              <w:t xml:space="preserve">Before we finish, could you name </w:t>
+            </w:r>
+            <w:proofErr w:type="gramStart"/>
+            <w:r>
+              <w:t>a few of</w:t>
+            </w:r>
+            <w:proofErr w:type="gramEnd"/>
+            <w:r>
+              <w:t xml:space="preserve"> your most recent travel destinations?</w:t>
             </w:r>
             <w:r>
               <w:tab/>
@@ -336,7 +381,7 @@
           </w:tcPr>
           <w:p>
             <w:pPr>
-              <w:pStyle w:val="Prrafodelista"/>
+              <w:pStyle w:val="ListParagraph"/>
               <w:numPr>
                 <w:ilvl w:val="0"/>
                 <w:numId w:val="6"/>
@@ -362,7 +407,15 @@
               <w:jc w:val="center"/>
             </w:pPr>
             <w:r>
-              <w:t xml:space="preserve">Finally, is there anything else you’d like to </w:t>
+              <w:t xml:space="preserve">Finally, is there anything else </w:t>
+            </w:r>
+            <w:proofErr w:type="gramStart"/>
+            <w:r>
+              <w:t>you’d</w:t>
+            </w:r>
+            <w:proofErr w:type="gramEnd"/>
+            <w:r>
+              <w:t xml:space="preserve"> like to </w:t>
             </w:r>
             <w:proofErr w:type="gramStart"/>
             <w:r>
@@ -402,10 +455,7 @@
         <w:t xml:space="preserve"> </w:t>
       </w:r>
       <w:r>
-        <w:t>Please share your screen.</w:t>
-      </w:r>
-      <w:r>
-        <w:t xml:space="preserve"> </w:t>
+        <w:t xml:space="preserve">Please share your screen. </w:t>
       </w:r>
       <w:r>
         <w:t>Would you mind showing me how you would search for your next trip on your phone or computer, as if you were planning it right now</w:t>
@@ -1529,11 +1579,11 @@
       <w:lang w:val="en-US"/>
     </w:rPr>
   </w:style>
-  <w:style w:type="paragraph" w:styleId="Ttulo1">
+  <w:style w:type="paragraph" w:styleId="Heading1">
     <w:name w:val="heading 1"/>
     <w:basedOn w:val="Normal"/>
     <w:next w:val="Normal"/>
-    <w:link w:val="Ttulo1Car"/>
+    <w:link w:val="Heading1Char"/>
     <w:uiPriority w:val="9"/>
     <w:qFormat/>
     <w:rsid w:val="00DD35C4"/>
@@ -1550,11 +1600,11 @@
       <w:szCs w:val="40"/>
     </w:rPr>
   </w:style>
-  <w:style w:type="paragraph" w:styleId="Ttulo2">
+  <w:style w:type="paragraph" w:styleId="Heading2">
     <w:name w:val="heading 2"/>
     <w:basedOn w:val="Normal"/>
     <w:next w:val="Normal"/>
-    <w:link w:val="Ttulo2Car"/>
+    <w:link w:val="Heading2Char"/>
     <w:uiPriority w:val="9"/>
     <w:semiHidden/>
     <w:unhideWhenUsed/>
@@ -1573,11 +1623,11 @@
       <w:szCs w:val="32"/>
     </w:rPr>
   </w:style>
-  <w:style w:type="paragraph" w:styleId="Ttulo3">
+  <w:style w:type="paragraph" w:styleId="Heading3">
     <w:name w:val="heading 3"/>
     <w:basedOn w:val="Normal"/>
     <w:next w:val="Normal"/>
-    <w:link w:val="Ttulo3Car"/>
+    <w:link w:val="Heading3Char"/>
     <w:uiPriority w:val="9"/>
     <w:semiHidden/>
     <w:unhideWhenUsed/>
@@ -1596,11 +1646,11 @@
       <w:szCs w:val="28"/>
     </w:rPr>
   </w:style>
-  <w:style w:type="paragraph" w:styleId="Ttulo4">
+  <w:style w:type="paragraph" w:styleId="Heading4">
     <w:name w:val="heading 4"/>
     <w:basedOn w:val="Normal"/>
     <w:next w:val="Normal"/>
-    <w:link w:val="Ttulo4Car"/>
+    <w:link w:val="Heading4Char"/>
     <w:uiPriority w:val="9"/>
     <w:semiHidden/>
     <w:unhideWhenUsed/>
@@ -1619,11 +1669,11 @@
       <w:color w:val="0F4761" w:themeColor="accent1" w:themeShade="BF"/>
     </w:rPr>
   </w:style>
-  <w:style w:type="paragraph" w:styleId="Ttulo5">
+  <w:style w:type="paragraph" w:styleId="Heading5">
     <w:name w:val="heading 5"/>
     <w:basedOn w:val="Normal"/>
     <w:next w:val="Normal"/>
-    <w:link w:val="Ttulo5Car"/>
+    <w:link w:val="Heading5Char"/>
     <w:uiPriority w:val="9"/>
     <w:semiHidden/>
     <w:unhideWhenUsed/>
@@ -1640,11 +1690,11 @@
       <w:color w:val="0F4761" w:themeColor="accent1" w:themeShade="BF"/>
     </w:rPr>
   </w:style>
-  <w:style w:type="paragraph" w:styleId="Ttulo6">
+  <w:style w:type="paragraph" w:styleId="Heading6">
     <w:name w:val="heading 6"/>
     <w:basedOn w:val="Normal"/>
     <w:next w:val="Normal"/>
-    <w:link w:val="Ttulo6Car"/>
+    <w:link w:val="Heading6Char"/>
     <w:uiPriority w:val="9"/>
     <w:semiHidden/>
     <w:unhideWhenUsed/>
@@ -1663,11 +1713,11 @@
       <w:color w:val="595959" w:themeColor="text1" w:themeTint="A6"/>
     </w:rPr>
   </w:style>
-  <w:style w:type="paragraph" w:styleId="Ttulo7">
+  <w:style w:type="paragraph" w:styleId="Heading7">
     <w:name w:val="heading 7"/>
     <w:basedOn w:val="Normal"/>
     <w:next w:val="Normal"/>
-    <w:link w:val="Ttulo7Car"/>
+    <w:link w:val="Heading7Char"/>
     <w:uiPriority w:val="9"/>
     <w:semiHidden/>
     <w:unhideWhenUsed/>
@@ -1684,11 +1734,11 @@
       <w:color w:val="595959" w:themeColor="text1" w:themeTint="A6"/>
     </w:rPr>
   </w:style>
-  <w:style w:type="paragraph" w:styleId="Ttulo8">
+  <w:style w:type="paragraph" w:styleId="Heading8">
     <w:name w:val="heading 8"/>
     <w:basedOn w:val="Normal"/>
     <w:next w:val="Normal"/>
-    <w:link w:val="Ttulo8Car"/>
+    <w:link w:val="Heading8Char"/>
     <w:uiPriority w:val="9"/>
     <w:semiHidden/>
     <w:unhideWhenUsed/>
@@ -1707,11 +1757,11 @@
       <w:color w:val="272727" w:themeColor="text1" w:themeTint="D8"/>
     </w:rPr>
   </w:style>
-  <w:style w:type="paragraph" w:styleId="Ttulo9">
+  <w:style w:type="paragraph" w:styleId="Heading9">
     <w:name w:val="heading 9"/>
     <w:basedOn w:val="Normal"/>
     <w:next w:val="Normal"/>
-    <w:link w:val="Ttulo9Car"/>
+    <w:link w:val="Heading9Char"/>
     <w:uiPriority w:val="9"/>
     <w:semiHidden/>
     <w:unhideWhenUsed/>
@@ -1728,13 +1778,13 @@
       <w:color w:val="272727" w:themeColor="text1" w:themeTint="D8"/>
     </w:rPr>
   </w:style>
-  <w:style w:type="character" w:default="1" w:styleId="Fuentedeprrafopredeter">
+  <w:style w:type="character" w:default="1" w:styleId="DefaultParagraphFont">
     <w:name w:val="Default Paragraph Font"/>
     <w:uiPriority w:val="1"/>
     <w:semiHidden/>
     <w:unhideWhenUsed/>
   </w:style>
-  <w:style w:type="table" w:default="1" w:styleId="Tablanormal">
+  <w:style w:type="table" w:default="1" w:styleId="TableNormal">
     <w:name w:val="Normal Table"/>
     <w:uiPriority w:val="99"/>
     <w:semiHidden/>
@@ -1749,16 +1799,16 @@
       </w:tblCellMar>
     </w:tblPr>
   </w:style>
-  <w:style w:type="numbering" w:default="1" w:styleId="Sinlista">
+  <w:style w:type="numbering" w:default="1" w:styleId="NoList">
     <w:name w:val="No List"/>
     <w:uiPriority w:val="99"/>
     <w:semiHidden/>
     <w:unhideWhenUsed/>
   </w:style>
-  <w:style w:type="character" w:customStyle="1" w:styleId="Ttulo1Car">
-    <w:name w:val="Título 1 Car"/>
-    <w:basedOn w:val="Fuentedeprrafopredeter"/>
-    <w:link w:val="Ttulo1"/>
+  <w:style w:type="character" w:customStyle="1" w:styleId="Heading1Char">
+    <w:name w:val="Heading 1 Char"/>
+    <w:basedOn w:val="DefaultParagraphFont"/>
+    <w:link w:val="Heading1"/>
     <w:uiPriority w:val="9"/>
     <w:rsid w:val="00DD35C4"/>
     <w:rPr>
@@ -1769,10 +1819,10 @@
       <w:lang w:val="en-US"/>
     </w:rPr>
   </w:style>
-  <w:style w:type="character" w:customStyle="1" w:styleId="Ttulo2Car">
-    <w:name w:val="Título 2 Car"/>
-    <w:basedOn w:val="Fuentedeprrafopredeter"/>
-    <w:link w:val="Ttulo2"/>
+  <w:style w:type="character" w:customStyle="1" w:styleId="Heading2Char">
+    <w:name w:val="Heading 2 Char"/>
+    <w:basedOn w:val="DefaultParagraphFont"/>
+    <w:link w:val="Heading2"/>
     <w:uiPriority w:val="9"/>
     <w:semiHidden/>
     <w:rsid w:val="00DD35C4"/>
@@ -1784,10 +1834,10 @@
       <w:lang w:val="en-US"/>
     </w:rPr>
   </w:style>
-  <w:style w:type="character" w:customStyle="1" w:styleId="Ttulo3Car">
-    <w:name w:val="Título 3 Car"/>
-    <w:basedOn w:val="Fuentedeprrafopredeter"/>
-    <w:link w:val="Ttulo3"/>
+  <w:style w:type="character" w:customStyle="1" w:styleId="Heading3Char">
+    <w:name w:val="Heading 3 Char"/>
+    <w:basedOn w:val="DefaultParagraphFont"/>
+    <w:link w:val="Heading3"/>
     <w:uiPriority w:val="9"/>
     <w:semiHidden/>
     <w:rsid w:val="00DD35C4"/>
@@ -1799,10 +1849,10 @@
       <w:lang w:val="en-US"/>
     </w:rPr>
   </w:style>
-  <w:style w:type="character" w:customStyle="1" w:styleId="Ttulo4Car">
-    <w:name w:val="Título 4 Car"/>
-    <w:basedOn w:val="Fuentedeprrafopredeter"/>
-    <w:link w:val="Ttulo4"/>
+  <w:style w:type="character" w:customStyle="1" w:styleId="Heading4Char">
+    <w:name w:val="Heading 4 Char"/>
+    <w:basedOn w:val="DefaultParagraphFont"/>
+    <w:link w:val="Heading4"/>
     <w:uiPriority w:val="9"/>
     <w:semiHidden/>
     <w:rsid w:val="00DD35C4"/>
@@ -1814,10 +1864,10 @@
       <w:lang w:val="en-US"/>
     </w:rPr>
   </w:style>
-  <w:style w:type="character" w:customStyle="1" w:styleId="Ttulo5Car">
-    <w:name w:val="Título 5 Car"/>
-    <w:basedOn w:val="Fuentedeprrafopredeter"/>
-    <w:link w:val="Ttulo5"/>
+  <w:style w:type="character" w:customStyle="1" w:styleId="Heading5Char">
+    <w:name w:val="Heading 5 Char"/>
+    <w:basedOn w:val="DefaultParagraphFont"/>
+    <w:link w:val="Heading5"/>
     <w:uiPriority w:val="9"/>
     <w:semiHidden/>
     <w:rsid w:val="00DD35C4"/>
@@ -1827,10 +1877,10 @@
       <w:lang w:val="en-US"/>
     </w:rPr>
   </w:style>
-  <w:style w:type="character" w:customStyle="1" w:styleId="Ttulo6Car">
-    <w:name w:val="Título 6 Car"/>
-    <w:basedOn w:val="Fuentedeprrafopredeter"/>
-    <w:link w:val="Ttulo6"/>
+  <w:style w:type="character" w:customStyle="1" w:styleId="Heading6Char">
+    <w:name w:val="Heading 6 Char"/>
+    <w:basedOn w:val="DefaultParagraphFont"/>
+    <w:link w:val="Heading6"/>
     <w:uiPriority w:val="9"/>
     <w:semiHidden/>
     <w:rsid w:val="00DD35C4"/>
@@ -1842,10 +1892,10 @@
       <w:lang w:val="en-US"/>
     </w:rPr>
   </w:style>
-  <w:style w:type="character" w:customStyle="1" w:styleId="Ttulo7Car">
-    <w:name w:val="Título 7 Car"/>
-    <w:basedOn w:val="Fuentedeprrafopredeter"/>
-    <w:link w:val="Ttulo7"/>
+  <w:style w:type="character" w:customStyle="1" w:styleId="Heading7Char">
+    <w:name w:val="Heading 7 Char"/>
+    <w:basedOn w:val="DefaultParagraphFont"/>
+    <w:link w:val="Heading7"/>
     <w:uiPriority w:val="9"/>
     <w:semiHidden/>
     <w:rsid w:val="00DD35C4"/>
@@ -1855,10 +1905,10 @@
       <w:lang w:val="en-US"/>
     </w:rPr>
   </w:style>
-  <w:style w:type="character" w:customStyle="1" w:styleId="Ttulo8Car">
-    <w:name w:val="Título 8 Car"/>
-    <w:basedOn w:val="Fuentedeprrafopredeter"/>
-    <w:link w:val="Ttulo8"/>
+  <w:style w:type="character" w:customStyle="1" w:styleId="Heading8Char">
+    <w:name w:val="Heading 8 Char"/>
+    <w:basedOn w:val="DefaultParagraphFont"/>
+    <w:link w:val="Heading8"/>
     <w:uiPriority w:val="9"/>
     <w:semiHidden/>
     <w:rsid w:val="00DD35C4"/>
@@ -1870,10 +1920,10 @@
       <w:lang w:val="en-US"/>
     </w:rPr>
   </w:style>
-  <w:style w:type="character" w:customStyle="1" w:styleId="Ttulo9Car">
-    <w:name w:val="Título 9 Car"/>
-    <w:basedOn w:val="Fuentedeprrafopredeter"/>
-    <w:link w:val="Ttulo9"/>
+  <w:style w:type="character" w:customStyle="1" w:styleId="Heading9Char">
+    <w:name w:val="Heading 9 Char"/>
+    <w:basedOn w:val="DefaultParagraphFont"/>
+    <w:link w:val="Heading9"/>
     <w:uiPriority w:val="9"/>
     <w:semiHidden/>
     <w:rsid w:val="00DD35C4"/>
@@ -1883,11 +1933,11 @@
       <w:lang w:val="en-US"/>
     </w:rPr>
   </w:style>
-  <w:style w:type="paragraph" w:styleId="Ttulo">
+  <w:style w:type="paragraph" w:styleId="Title">
     <w:name w:val="Title"/>
     <w:basedOn w:val="Normal"/>
     <w:next w:val="Normal"/>
-    <w:link w:val="TtuloCar"/>
+    <w:link w:val="TitleChar"/>
     <w:uiPriority w:val="10"/>
     <w:qFormat/>
     <w:rsid w:val="00DD35C4"/>
@@ -1903,10 +1953,10 @@
       <w:szCs w:val="56"/>
     </w:rPr>
   </w:style>
-  <w:style w:type="character" w:customStyle="1" w:styleId="TtuloCar">
-    <w:name w:val="Título Car"/>
-    <w:basedOn w:val="Fuentedeprrafopredeter"/>
-    <w:link w:val="Ttulo"/>
+  <w:style w:type="character" w:customStyle="1" w:styleId="TitleChar">
+    <w:name w:val="Title Char"/>
+    <w:basedOn w:val="DefaultParagraphFont"/>
+    <w:link w:val="Title"/>
     <w:uiPriority w:val="10"/>
     <w:rsid w:val="00DD35C4"/>
     <w:rPr>
@@ -1918,11 +1968,11 @@
       <w:lang w:val="en-US"/>
     </w:rPr>
   </w:style>
-  <w:style w:type="paragraph" w:styleId="Subttulo">
+  <w:style w:type="paragraph" w:styleId="Subtitle">
     <w:name w:val="Subtitle"/>
     <w:basedOn w:val="Normal"/>
     <w:next w:val="Normal"/>
-    <w:link w:val="SubttuloCar"/>
+    <w:link w:val="SubtitleChar"/>
     <w:uiPriority w:val="11"/>
     <w:qFormat/>
     <w:rsid w:val="00DD35C4"/>
@@ -1939,10 +1989,10 @@
       <w:szCs w:val="28"/>
     </w:rPr>
   </w:style>
-  <w:style w:type="character" w:customStyle="1" w:styleId="SubttuloCar">
-    <w:name w:val="Subtítulo Car"/>
-    <w:basedOn w:val="Fuentedeprrafopredeter"/>
-    <w:link w:val="Subttulo"/>
+  <w:style w:type="character" w:customStyle="1" w:styleId="SubtitleChar">
+    <w:name w:val="Subtitle Char"/>
+    <w:basedOn w:val="DefaultParagraphFont"/>
+    <w:link w:val="Subtitle"/>
     <w:uiPriority w:val="11"/>
     <w:rsid w:val="00DD35C4"/>
     <w:rPr>
@@ -1954,11 +2004,11 @@
       <w:lang w:val="en-US"/>
     </w:rPr>
   </w:style>
-  <w:style w:type="paragraph" w:styleId="Cita">
+  <w:style w:type="paragraph" w:styleId="Quote">
     <w:name w:val="Quote"/>
     <w:basedOn w:val="Normal"/>
     <w:next w:val="Normal"/>
-    <w:link w:val="CitaCar"/>
+    <w:link w:val="QuoteChar"/>
     <w:uiPriority w:val="29"/>
     <w:qFormat/>
     <w:rsid w:val="00DD35C4"/>
@@ -1972,10 +2022,10 @@
       <w:color w:val="404040" w:themeColor="text1" w:themeTint="BF"/>
     </w:rPr>
   </w:style>
-  <w:style w:type="character" w:customStyle="1" w:styleId="CitaCar">
-    <w:name w:val="Cita Car"/>
-    <w:basedOn w:val="Fuentedeprrafopredeter"/>
-    <w:link w:val="Cita"/>
+  <w:style w:type="character" w:customStyle="1" w:styleId="QuoteChar">
+    <w:name w:val="Quote Char"/>
+    <w:basedOn w:val="DefaultParagraphFont"/>
+    <w:link w:val="Quote"/>
     <w:uiPriority w:val="29"/>
     <w:rsid w:val="00DD35C4"/>
     <w:rPr>
@@ -1985,7 +2035,7 @@
       <w:lang w:val="en-US"/>
     </w:rPr>
   </w:style>
-  <w:style w:type="paragraph" w:styleId="Prrafodelista">
+  <w:style w:type="paragraph" w:styleId="ListParagraph">
     <w:name w:val="List Paragraph"/>
     <w:basedOn w:val="Normal"/>
     <w:uiPriority w:val="34"/>
@@ -1996,9 +2046,9 @@
       <w:contextualSpacing/>
     </w:pPr>
   </w:style>
-  <w:style w:type="character" w:styleId="nfasisintenso">
+  <w:style w:type="character" w:styleId="IntenseEmphasis">
     <w:name w:val="Intense Emphasis"/>
-    <w:basedOn w:val="Fuentedeprrafopredeter"/>
+    <w:basedOn w:val="DefaultParagraphFont"/>
     <w:uiPriority w:val="21"/>
     <w:qFormat/>
     <w:rsid w:val="00DD35C4"/>
@@ -2008,11 +2058,11 @@
       <w:color w:val="0F4761" w:themeColor="accent1" w:themeShade="BF"/>
     </w:rPr>
   </w:style>
-  <w:style w:type="paragraph" w:styleId="Citadestacada">
+  <w:style w:type="paragraph" w:styleId="IntenseQuote">
     <w:name w:val="Intense Quote"/>
     <w:basedOn w:val="Normal"/>
     <w:next w:val="Normal"/>
-    <w:link w:val="CitadestacadaCar"/>
+    <w:link w:val="IntenseQuoteChar"/>
     <w:uiPriority w:val="30"/>
     <w:qFormat/>
     <w:rsid w:val="00DD35C4"/>
@@ -2031,10 +2081,10 @@
       <w:color w:val="0F4761" w:themeColor="accent1" w:themeShade="BF"/>
     </w:rPr>
   </w:style>
-  <w:style w:type="character" w:customStyle="1" w:styleId="CitadestacadaCar">
-    <w:name w:val="Cita destacada Car"/>
-    <w:basedOn w:val="Fuentedeprrafopredeter"/>
-    <w:link w:val="Citadestacada"/>
+  <w:style w:type="character" w:customStyle="1" w:styleId="IntenseQuoteChar">
+    <w:name w:val="Intense Quote Char"/>
+    <w:basedOn w:val="DefaultParagraphFont"/>
+    <w:link w:val="IntenseQuote"/>
     <w:uiPriority w:val="30"/>
     <w:rsid w:val="00DD35C4"/>
     <w:rPr>
@@ -2044,9 +2094,9 @@
       <w:lang w:val="en-US"/>
     </w:rPr>
   </w:style>
-  <w:style w:type="character" w:styleId="Referenciaintensa">
+  <w:style w:type="character" w:styleId="IntenseReference">
     <w:name w:val="Intense Reference"/>
-    <w:basedOn w:val="Fuentedeprrafopredeter"/>
+    <w:basedOn w:val="DefaultParagraphFont"/>
     <w:uiPriority w:val="32"/>
     <w:qFormat/>
     <w:rsid w:val="00DD35C4"/>
@@ -2058,9 +2108,9 @@
       <w:spacing w:val="5"/>
     </w:rPr>
   </w:style>
-  <w:style w:type="table" w:styleId="Tablaconcuadrcula">
+  <w:style w:type="table" w:styleId="TableGrid">
     <w:name w:val="Table Grid"/>
-    <w:basedOn w:val="Tablanormal"/>
+    <w:basedOn w:val="TableNormal"/>
     <w:uiPriority w:val="39"/>
     <w:rsid w:val="00C417B2"/>
     <w:pPr>
